--- a/doc/1.《易启动》部署指南(Linux系统-chroot方式).docx
+++ b/doc/1.《易启动》部署指南(Linux系统-chroot方式).docx
@@ -74,8 +74,6 @@
         </w:rPr>
         <w:t>准备安装目录</w:t>
       </w:r>
-      <w:bookmarkStart w:id="1" w:name="_GoBack"/>
-      <w:bookmarkEnd w:id="1"/>
     </w:p>
     <w:p>
       <w:pPr>
@@ -300,9 +298,9 @@
       <w:r>
         <w:drawing>
           <wp:inline distT="0" distB="0" distL="114300" distR="114300">
-            <wp:extent cx="5268595" cy="1847850"/>
-            <wp:effectExtent l="0" t="0" r="8255" b="0"/>
-            <wp:docPr id="1" name="图片 1"/>
+            <wp:extent cx="5268595" cy="1267460"/>
+            <wp:effectExtent l="0" t="0" r="8255" b="8890"/>
+            <wp:docPr id="10" name="图片 2"/>
             <wp:cNvGraphicFramePr>
               <a:graphicFrameLocks xmlns:a="http://schemas.openxmlformats.org/drawingml/2006/main" noChangeAspect="1"/>
             </wp:cNvGraphicFramePr>
@@ -310,7 +308,7 @@
               <a:graphicData uri="http://schemas.openxmlformats.org/drawingml/2006/picture">
                 <pic:pic xmlns:pic="http://schemas.openxmlformats.org/drawingml/2006/picture">
                   <pic:nvPicPr>
-                    <pic:cNvPr id="1" name="图片 1"/>
+                    <pic:cNvPr id="10" name="图片 2"/>
                     <pic:cNvPicPr>
                       <a:picLocks noChangeAspect="1"/>
                     </pic:cNvPicPr>
@@ -324,7 +322,7 @@
                   <pic:spPr>
                     <a:xfrm>
                       <a:off x="0" y="0"/>
-                      <a:ext cx="5268595" cy="1847850"/>
+                      <a:ext cx="5268595" cy="1267460"/>
                     </a:xfrm>
                     <a:prstGeom prst="rect">
                       <a:avLst/>
@@ -392,6 +390,27 @@
         </w:numPr>
         <w:jc w:val="both"/>
         <w:rPr>
+          <w:rFonts w:hint="default"/>
+          <w:lang w:val="en-US" w:eastAsia="zh-CN"/>
+        </w:rPr>
+      </w:pPr>
+      <w:r>
+        <w:rPr>
+          <w:rFonts w:hint="eastAsia"/>
+          <w:lang w:val="en-US" w:eastAsia="zh-CN"/>
+        </w:rPr>
+        <w:t>下载地址：https://cnb.cool/scbeta/YiQiDong/YiQiDong/-/releases/tag/7z</w:t>
+      </w:r>
+    </w:p>
+    <w:p>
+      <w:pPr>
+        <w:widowControl w:val="0"/>
+        <w:numPr>
+          <w:ilvl w:val="0"/>
+          <w:numId w:val="0"/>
+        </w:numPr>
+        <w:jc w:val="both"/>
+        <w:rPr>
           <w:rFonts w:hint="eastAsia"/>
           <w:lang w:val="en-US" w:eastAsia="zh-CN"/>
         </w:rPr>
@@ -399,9 +418,9 @@
       <w:r>
         <w:drawing>
           <wp:inline distT="0" distB="0" distL="114300" distR="114300">
-            <wp:extent cx="5268595" cy="4179570"/>
-            <wp:effectExtent l="0" t="0" r="8255" b="1905"/>
-            <wp:docPr id="9" name="图片 1"/>
+            <wp:extent cx="5261610" cy="4493895"/>
+            <wp:effectExtent l="0" t="0" r="5715" b="1905"/>
+            <wp:docPr id="21" name="图片 4"/>
             <wp:cNvGraphicFramePr>
               <a:graphicFrameLocks xmlns:a="http://schemas.openxmlformats.org/drawingml/2006/main" noChangeAspect="1"/>
             </wp:cNvGraphicFramePr>
@@ -409,7 +428,7 @@
               <a:graphicData uri="http://schemas.openxmlformats.org/drawingml/2006/picture">
                 <pic:pic xmlns:pic="http://schemas.openxmlformats.org/drawingml/2006/picture">
                   <pic:nvPicPr>
-                    <pic:cNvPr id="9" name="图片 1"/>
+                    <pic:cNvPr id="21" name="图片 4"/>
                     <pic:cNvPicPr>
                       <a:picLocks noChangeAspect="1"/>
                     </pic:cNvPicPr>
@@ -423,7 +442,7 @@
                   <pic:spPr>
                     <a:xfrm>
                       <a:off x="0" y="0"/>
-                      <a:ext cx="5268595" cy="4179570"/>
+                      <a:ext cx="5261610" cy="4493895"/>
                     </a:xfrm>
                     <a:prstGeom prst="rect">
                       <a:avLst/>
@@ -593,6 +612,7 @@
             <w:insideH w:val="single" w:color="auto" w:sz="4" w:space="0"/>
             <w:insideV w:val="single" w:color="auto" w:sz="4" w:space="0"/>
           </w:tblBorders>
+          <w:shd w:val="clear" w:color="auto" w:fill="E7E6E6" w:themeFill="background2"/>
           <w:tblCellMar>
             <w:top w:w="0" w:type="dxa"/>
             <w:left w:w="108" w:type="dxa"/>
@@ -1296,7 +1316,6 @@
             <w:insideH w:val="single" w:color="auto" w:sz="4" w:space="0"/>
             <w:insideV w:val="single" w:color="auto" w:sz="4" w:space="0"/>
           </w:tblBorders>
-          <w:shd w:val="clear" w:color="auto" w:fill="E7E6E6" w:themeFill="background2"/>
           <w:tblCellMar>
             <w:top w:w="0" w:type="dxa"/>
             <w:left w:w="108" w:type="dxa"/>
@@ -1431,6 +1450,7 @@
             <w:insideH w:val="single" w:color="auto" w:sz="4" w:space="0"/>
             <w:insideV w:val="single" w:color="auto" w:sz="4" w:space="0"/>
           </w:tblBorders>
+          <w:shd w:val="clear" w:color="auto" w:fill="E7E6E6" w:themeFill="background2"/>
           <w:tblCellMar>
             <w:top w:w="0" w:type="dxa"/>
             <w:left w:w="108" w:type="dxa"/>
@@ -1711,6 +1731,8 @@
         </w:rPr>
         <w:t>参数中/ubuntu后面参数就是要挂载到chroot环境的目录，用于保存易启动的镜像和容器配置等。如果还需要挂载其他目录，则可以在后面继续添加。</w:t>
       </w:r>
+      <w:bookmarkStart w:id="1" w:name="_GoBack"/>
+      <w:bookmarkEnd w:id="1"/>
     </w:p>
     <w:p>
       <w:pPr>
@@ -1719,9 +1741,9 @@
       <w:r>
         <w:drawing>
           <wp:inline distT="0" distB="0" distL="114300" distR="114300">
-            <wp:extent cx="5273675" cy="2900045"/>
-            <wp:effectExtent l="0" t="0" r="3175" b="5080"/>
-            <wp:docPr id="24" name="图片 7"/>
+            <wp:extent cx="5270500" cy="2896870"/>
+            <wp:effectExtent l="0" t="0" r="6350" b="8255"/>
+            <wp:docPr id="6" name="图片 2"/>
             <wp:cNvGraphicFramePr>
               <a:graphicFrameLocks xmlns:a="http://schemas.openxmlformats.org/drawingml/2006/main" noChangeAspect="1"/>
             </wp:cNvGraphicFramePr>
@@ -1729,7 +1751,7 @@
               <a:graphicData uri="http://schemas.openxmlformats.org/drawingml/2006/picture">
                 <pic:pic xmlns:pic="http://schemas.openxmlformats.org/drawingml/2006/picture">
                   <pic:nvPicPr>
-                    <pic:cNvPr id="24" name="图片 7"/>
+                    <pic:cNvPr id="6" name="图片 2"/>
                     <pic:cNvPicPr>
                       <a:picLocks noChangeAspect="1"/>
                     </pic:cNvPicPr>
@@ -1743,7 +1765,7 @@
                   <pic:spPr>
                     <a:xfrm>
                       <a:off x="0" y="0"/>
-                      <a:ext cx="5273675" cy="2900045"/>
+                      <a:ext cx="5270500" cy="2896870"/>
                     </a:xfrm>
                     <a:prstGeom prst="rect">
                       <a:avLst/>
@@ -2285,7 +2307,7 @@
     <w:lsdException w:unhideWhenUsed="0" w:uiPriority="0" w:semiHidden="0" w:name="Body Text Indent 2"/>
     <w:lsdException w:unhideWhenUsed="0" w:uiPriority="0" w:semiHidden="0" w:name="Body Text Indent 3"/>
     <w:lsdException w:unhideWhenUsed="0" w:uiPriority="0" w:semiHidden="0" w:name="Block Text"/>
-    <w:lsdException w:unhideWhenUsed="0" w:uiPriority="0" w:semiHidden="0" w:name="Hyperlink"/>
+    <w:lsdException w:qFormat="1" w:unhideWhenUsed="0" w:uiPriority="0" w:semiHidden="0" w:name="Hyperlink"/>
     <w:lsdException w:unhideWhenUsed="0" w:uiPriority="0" w:semiHidden="0" w:name="FollowedHyperlink"/>
     <w:lsdException w:qFormat="1" w:unhideWhenUsed="0" w:uiPriority="0" w:semiHidden="0" w:name="Strong"/>
     <w:lsdException w:qFormat="1" w:unhideWhenUsed="0" w:uiPriority="0" w:semiHidden="0" w:name="Emphasis"/>
@@ -2582,6 +2604,7 @@
   <w:style w:type="character" w:styleId="9">
     <w:name w:val="Hyperlink"/>
     <w:basedOn w:val="8"/>
+    <w:qFormat/>
     <w:uiPriority w:val="0"/>
     <w:rPr>
       <w:color w:val="0000FF"/>
